--- a/Erd диаграмма.docx
+++ b/Erd диаграмма.docx
@@ -2037,7 +2037,7 @@
         <w:tc>
           <w:tcPr>
             <w:tcW w:w="2547" w:type="dxa"/>
-            <w:shd w:val="clear" w:color="auto" w:fill="FFB9B9"/>
+            <w:shd w:val="clear" w:color="auto" w:fill="auto"/>
           </w:tcPr>
           <w:p>
             <w:pPr>
@@ -2058,11 +2058,17 @@
         <w:tc>
           <w:tcPr>
             <w:tcW w:w="3260" w:type="dxa"/>
-            <w:shd w:val="clear" w:color="auto" w:fill="FFB9B9"/>
-          </w:tcPr>
-          <w:p>
-            <w:r>
-              <w:t>- (к удалению)</w:t>
+            <w:shd w:val="clear" w:color="auto" w:fill="auto"/>
+          </w:tcPr>
+          <w:p>
+            <w:r>
+              <w:rPr>
+                <w:lang w:val="en-US"/>
+              </w:rPr>
+              <w:t xml:space="preserve">Id </w:t>
+            </w:r>
+            <w:r>
+              <w:t>бронирования</w:t>
             </w:r>
           </w:p>
         </w:tc>
